--- a/docs/requisitos/hus/HU.002 - Recuperar senha.docx
+++ b/docs/requisitos/hus/HU.002 - Recuperar senha.docx
@@ -22,7 +22,7 @@
           <w:b/>
           <w:sz w:val="28"/>
         </w:rPr>
-        <w:t xml:space="preserve">HU.002 – RECUPERAR SENHA</w:t>
+        <w:t>HU.002 – RECUPERAR SENHA</w:t>
       </w:r>
     </w:p>
     <w:p>
@@ -181,7 +181,6 @@
             <w:pPr>
               <w:jc w:val="center"/>
             </w:pPr>
-            <w:r/>
             <w:r>
               <w:rPr>
                 <w:rFonts w:ascii="Arial" w:hAnsi="Arial"/>
@@ -200,7 +199,6 @@
             <w:pPr>
               <w:jc w:val="left"/>
             </w:pPr>
-            <w:r/>
             <w:r>
               <w:rPr>
                 <w:rFonts w:ascii="Arial" w:hAnsi="Arial"/>
@@ -218,7 +216,6 @@
             <w:pPr>
               <w:jc w:val="center"/>
             </w:pPr>
-            <w:r/>
             <w:r>
               <w:rPr>
                 <w:rFonts w:ascii="Arial" w:hAnsi="Arial"/>
@@ -237,7 +234,6 @@
             <w:pPr>
               <w:jc w:val="center"/>
             </w:pPr>
-            <w:r/>
             <w:r>
               <w:rPr>
                 <w:rFonts w:ascii="Arial" w:hAnsi="Arial"/>
@@ -258,14 +254,13 @@
             <w:pPr>
               <w:jc w:val="center"/>
             </w:pPr>
-            <w:r/>
             <w:r>
               <w:rPr>
                 <w:rFonts w:ascii="Arial" w:hAnsi="Arial"/>
                 <w:b w:val="0"/>
                 <w:sz w:val="20"/>
               </w:rPr>
-              <w:t xml:space="preserve">19/10/2026</w:t>
+              <w:t>19/10/2026</w:t>
             </w:r>
           </w:p>
         </w:tc>
@@ -277,13 +272,12 @@
             <w:pPr>
               <w:jc w:val="left"/>
             </w:pPr>
-            <w:r/>
             <w:r>
               <w:rPr>
                 <w:rFonts w:ascii="Arial" w:hAnsi="Arial"/>
                 <w:sz w:val="20"/>
               </w:rPr>
-              <w:t xml:space="preserve">Retirada das HUs sem funcionalidade no sistema, renumeração e reordenação das demais (retaguarda primeiro, portal depois)</w:t>
+              <w:t>Retirada das HUs sem funcionalidade no sistema, renumeração e reordenação das demais (retaguarda primeiro, portal depois)</w:t>
             </w:r>
           </w:p>
         </w:tc>
@@ -295,14 +289,13 @@
             <w:pPr>
               <w:jc w:val="center"/>
             </w:pPr>
-            <w:r/>
             <w:r>
               <w:rPr>
                 <w:rFonts w:ascii="Arial" w:hAnsi="Arial"/>
                 <w:b w:val="0"/>
                 <w:sz w:val="20"/>
               </w:rPr>
-              <w:t xml:space="preserve">2.2</w:t>
+              <w:t>2.2</w:t>
             </w:r>
           </w:p>
         </w:tc>
@@ -314,14 +307,86 @@
             <w:pPr>
               <w:jc w:val="center"/>
             </w:pPr>
-            <w:r/>
             <w:r>
               <w:rPr>
                 <w:rFonts w:ascii="Arial" w:hAnsi="Arial"/>
                 <w:b w:val="0"/>
                 <w:sz w:val="20"/>
               </w:rPr>
-              <w:t xml:space="preserve">Sudoeste Informática</w:t>
+              <w:t>Sudoeste Informática</w:t>
+            </w:r>
+          </w:p>
+        </w:tc>
+      </w:tr>
+      <w:tr>
+        <w:tc>
+          <w:tcPr>
+            <w:tcW w:type="dxa" w:w="2412"/>
+          </w:tcPr>
+          <w:p>
+            <w:pPr>
+              <w:jc w:val="center"/>
+            </w:pPr>
+            <w:r>
+              <w:rPr>
+                <w:rFonts w:ascii="Arial" w:hAnsi="Arial"/>
+                <w:b w:val="0"/>
+                <w:sz w:val="20"/>
+              </w:rPr>
+              <w:t>22/10/2026</w:t>
+            </w:r>
+          </w:p>
+        </w:tc>
+        <w:tc>
+          <w:tcPr>
+            <w:tcW w:type="dxa" w:w="2412"/>
+          </w:tcPr>
+          <w:p>
+            <w:pPr>
+              <w:jc w:val="left"/>
+            </w:pPr>
+            <w:r>
+              <w:rPr>
+                <w:rFonts w:ascii="Arial" w:hAnsi="Arial"/>
+                <w:sz w:val="20"/>
+              </w:rPr>
+              <w:t>Portal sem login próprio: o cidadão entra pelo Portal de Serviços da SEDUR (HU-142); a recuperação de senha passa a ser só do console</w:t>
+            </w:r>
+          </w:p>
+        </w:tc>
+        <w:tc>
+          <w:tcPr>
+            <w:tcW w:type="dxa" w:w="2412"/>
+          </w:tcPr>
+          <w:p>
+            <w:pPr>
+              <w:jc w:val="center"/>
+            </w:pPr>
+            <w:r>
+              <w:rPr>
+                <w:rFonts w:ascii="Arial" w:hAnsi="Arial"/>
+                <w:b w:val="0"/>
+                <w:sz w:val="20"/>
+              </w:rPr>
+              <w:t>2.3</w:t>
+            </w:r>
+          </w:p>
+        </w:tc>
+        <w:tc>
+          <w:tcPr>
+            <w:tcW w:type="dxa" w:w="2412"/>
+          </w:tcPr>
+          <w:p>
+            <w:pPr>
+              <w:jc w:val="center"/>
+            </w:pPr>
+            <w:r>
+              <w:rPr>
+                <w:rFonts w:ascii="Arial" w:hAnsi="Arial"/>
+                <w:b w:val="0"/>
+                <w:sz w:val="20"/>
+              </w:rPr>
+              <w:t>Sudoeste Informática</w:t>
             </w:r>
           </w:p>
         </w:tc>
@@ -354,7 +419,19 @@
           <w:rFonts w:ascii="Arial" w:hAnsi="Arial"/>
           <w:sz w:val="24"/>
         </w:rPr>
-        <w:t>Quem esqueceu a senha pede um link por e-mail e define outra senha. O portal e o console têm caminhos separados, com mensagens diferentes, e nenhum dos dois aparece no menu lateral. No portal, a resposta é a mesma quando o e-mail não existe: o sistema diz que o link foi enviado e não revela se a conta está cadastrada. No console, a frase é sempre a de que as instruções foram enviadas se a conta tiver acesso ao console. Conta inativa, conta da rede da SEDUR e conta sem acesso ao console não recebem o link. Não há recuperação por CPF, SMS ou GOV.BR. A redefinição do console não abre a sessão: a pessoa volta para a tela de entrada.</w:t>
+        <w:t>Quem esqueceu a senha do console pede um link por e-mail e define outra senha. O caminho fica na tela de entrada do console e não aparece no menu lateral.</w:t>
+      </w:r>
+    </w:p>
+    <w:p>
+      <w:pPr>
+        <w:jc w:val="both"/>
+      </w:pPr>
+      <w:r>
+        <w:rPr>
+          <w:rFonts w:ascii="Arial" w:hAnsi="Arial"/>
+          <w:sz w:val="24"/>
+        </w:rPr>
+        <w:t>O cidadão não tem senha no Viabiliza: ele entra pelo Portal de Serviços da SEDUR com a conta GOV.BR, na HU-142, e a recuperação dessa senha é feita no próprio GOV.BR. No console, a frase é sempre a de que as instruções foram enviadas se a conta tiver acesso ao console, sem revelar se a conta existe. Conta inativa, conta da rede da SEDUR e conta sem acesso ao console não recebem o link. Não há recuperação por CPF ou SMS. A redefinição não abre a sessão: a pessoa volta para a tela de entrada do console.</w:t>
       </w:r>
     </w:p>
     <w:p/>
@@ -482,7 +559,7 @@
           <w:b w:val="0"/>
           <w:sz w:val="24"/>
         </w:rPr>
-        <w:t>permitir a redefinição de senha por link</w:t>
+        <w:t>permitir a redefinição da senha do console por link</w:t>
       </w:r>
       <w:r>
         <w:rPr>
@@ -498,7 +575,7 @@
           <w:b w:val="0"/>
           <w:sz w:val="24"/>
         </w:rPr>
-        <w:t>a pessoa volte a entrar sem que o sistema revele se a conta existe.</w:t>
+        <w:t>o servidor volte a entrar sem que o sistema revele se a conta existe.</w:t>
       </w:r>
     </w:p>
     <w:p>
@@ -527,7 +604,7 @@
           <w:b w:val="0"/>
           <w:sz w:val="24"/>
         </w:rPr>
-        <w:t>usuário que não lembra a senha</w:t>
+        <w:t>servidor que não lembra a senha do console</w:t>
       </w:r>
       <w:r>
         <w:rPr>
@@ -579,7 +656,7 @@
           <w:rFonts w:ascii="Arial" w:hAnsi="Arial"/>
           <w:sz w:val="24"/>
         </w:rPr>
-        <w:t>• A pessoa ainda não está autenticada</w:t>
+        <w:t>• A pessoa ainda não entrou no console</w:t>
       </w:r>
     </w:p>
     <w:p>
@@ -615,7 +692,7 @@
           <w:rFonts w:ascii="Arial" w:hAnsi="Arial"/>
           <w:sz w:val="24"/>
         </w:rPr>
-        <w:t>• No console, o link só segue para conta ativa, local e com acesso ao console</w:t>
+        <w:t>• O link só segue para conta ativa, local e com acesso ao console</w:t>
       </w:r>
     </w:p>
     <w:p>
@@ -644,7 +721,7 @@
           <w:rFonts w:ascii="Arial" w:hAnsi="Arial"/>
           <w:sz w:val="24"/>
         </w:rPr>
-        <w:t xml:space="preserve">• HU-140 ou HU-001 — existir uma conta com e-mail, no portal ou no console</w:t>
+        <w:t>• HU-004 ou HU-001 — existir conta do console com e-mail</w:t>
       </w:r>
     </w:p>
     <w:p/>
@@ -697,7 +774,7 @@
         <w:rPr>
           <w:sz w:val="22"/>
         </w:rPr>
-        <w:t>Link a partir da tela de entrada do portal ou do console, fora do menu</w:t>
+        <w:t>Link a partir da tela de entrada do console, fora do menu</w:t>
       </w:r>
     </w:p>
     <w:p/>
@@ -756,7 +833,7 @@
           <w:b/>
           <w:sz w:val="22"/>
         </w:rPr>
-        <w:t>Cenário 1: E-mail desconhecido no portal</w:t>
+        <w:t>Cenário 1: Cidadão não recupera senha no Viabiliza</w:t>
       </w:r>
     </w:p>
     <w:p>
@@ -773,7 +850,7 @@
           <w:rFonts w:ascii="Arial" w:hAnsi="Arial"/>
           <w:sz w:val="22"/>
         </w:rPr>
-        <w:t>o e-mail não está cadastrado</w:t>
+        <w:t>o cidadão entra pelo Portal de Serviços da SEDUR</w:t>
       </w:r>
     </w:p>
     <w:p>
@@ -790,7 +867,7 @@
           <w:rFonts w:ascii="Arial" w:hAnsi="Arial"/>
           <w:sz w:val="22"/>
         </w:rPr>
-        <w:t>o visitante pede recuperação no portal</w:t>
+        <w:t>esquece a senha da conta GOV.BR</w:t>
       </w:r>
     </w:p>
     <w:p>
@@ -807,7 +884,7 @@
           <w:rFonts w:ascii="Arial" w:hAnsi="Arial"/>
           <w:sz w:val="22"/>
         </w:rPr>
-        <w:t>a resposta apresentada é a de link enviado</w:t>
+        <w:t>a recuperação é feita no GOV.BR, e o portal do Viabiliza não oferece o link de esqueci a senha</w:t>
       </w:r>
     </w:p>
     <w:p/>
@@ -1004,7 +1081,7 @@
           <w:b/>
           <w:sz w:val="22"/>
         </w:rPr>
-        <w:t>Cenário 5: Conta inativa ou sem acesso ao console</w:t>
+        <w:t>Cenário 5: Conta inativa, desconhecida ou sem acesso ao console</w:t>
       </w:r>
     </w:p>
     <w:p>
@@ -1021,7 +1098,7 @@
           <w:rFonts w:ascii="Arial" w:hAnsi="Arial"/>
           <w:sz w:val="22"/>
         </w:rPr>
-        <w:t>a conta está inativa ou não usa o console</w:t>
+        <w:t>o e-mail não está cadastrado, a conta está inativa ou não usa o console</w:t>
       </w:r>
     </w:p>
     <w:p>
@@ -1062,6 +1139,8 @@
     <w:sectPr>
       <w:headerReference w:type="default" r:id="rId9"/>
       <w:footerReference w:type="default" r:id="rId10"/>
+      <w:headerReference w:type="first" r:id="rId11"/>
+      <w:headerReference w:type="even" r:id="rId13"/>
       <w:pgSz w:w="12240" w:h="15840"/>
       <w:pgMar w:top="1728" w:right="1296" w:bottom="1296" w:left="1296" w:header="720" w:footer="720" w:gutter="0"/>
       <w:cols w:space="720"/>
@@ -1199,8 +1278,28 @@
         <w:rFonts w:ascii="Arial" w:hAnsi="Arial"/>
         <w:sz w:val="16"/>
       </w:rPr>
-      <w:t xml:space="preserve">HU.002 - RECUPERAR SENHA - Versão 2.2 – 19/10/2026</w:t>
+      <w:t>HU.002 - RECUPERAR SENHA - Versão 2.3 – 22/10/2026</w:t>
     </w:r>
+  </w:p>
+</w:hdr>
+</file>
+
+<file path=word/header2.xml><?xml version="1.0" encoding="utf-8"?>
+<w:hdr xmlns:m="http://schemas.openxmlformats.org/officeDocument/2006/math" xmlns:mc="http://schemas.openxmlformats.org/markup-compatibility/2006" xmlns:mo="http://schemas.microsoft.com/office/mac/office/2008/main" xmlns:mv="urn:schemas-microsoft-com:mac:vml" xmlns:o="urn:schemas-microsoft-com:office:office" xmlns:r="http://schemas.openxmlformats.org/officeDocument/2006/relationships" xmlns:v="urn:schemas-microsoft-com:vml" xmlns:w10="urn:schemas-microsoft-com:office:word" xmlns:w14="http://schemas.microsoft.com/office/word/2010/wordml" xmlns:w="http://schemas.openxmlformats.org/wordprocessingml/2006/main" xmlns:wne="http://schemas.microsoft.com/office/word/2006/wordml" xmlns:wp14="http://schemas.microsoft.com/office/word/2010/wordprocessingDrawing" xmlns:wp="http://schemas.openxmlformats.org/drawingml/2006/wordprocessingDrawing" xmlns:wpc="http://schemas.microsoft.com/office/word/2010/wordprocessingCanvas" xmlns:wpg="http://schemas.microsoft.com/office/word/2010/wordprocessingGroup" xmlns:wpi="http://schemas.microsoft.com/office/word/2010/wordprocessingInk" xmlns:wps="http://schemas.microsoft.com/office/word/2010/wordprocessingShape" mc:Ignorable="w14 wp14">
+  <w:p>
+    <w:pPr>
+      <w:pStyle w:val="Header"/>
+    </w:pPr>
+  </w:p>
+</w:hdr>
+</file>
+
+<file path=word/header3.xml><?xml version="1.0" encoding="utf-8"?>
+<w:hdr xmlns:m="http://schemas.openxmlformats.org/officeDocument/2006/math" xmlns:mc="http://schemas.openxmlformats.org/markup-compatibility/2006" xmlns:mo="http://schemas.microsoft.com/office/mac/office/2008/main" xmlns:mv="urn:schemas-microsoft-com:mac:vml" xmlns:o="urn:schemas-microsoft-com:office:office" xmlns:r="http://schemas.openxmlformats.org/officeDocument/2006/relationships" xmlns:v="urn:schemas-microsoft-com:vml" xmlns:w10="urn:schemas-microsoft-com:office:word" xmlns:w14="http://schemas.microsoft.com/office/word/2010/wordml" xmlns:w="http://schemas.openxmlformats.org/wordprocessingml/2006/main" xmlns:wne="http://schemas.microsoft.com/office/word/2006/wordml" xmlns:wp14="http://schemas.microsoft.com/office/word/2010/wordprocessingDrawing" xmlns:wp="http://schemas.openxmlformats.org/drawingml/2006/wordprocessingDrawing" xmlns:wpc="http://schemas.microsoft.com/office/word/2010/wordprocessingCanvas" xmlns:wpg="http://schemas.microsoft.com/office/word/2010/wordprocessingGroup" xmlns:wpi="http://schemas.microsoft.com/office/word/2010/wordprocessingInk" xmlns:wps="http://schemas.microsoft.com/office/word/2010/wordprocessingShape" mc:Ignorable="w14 wp14">
+  <w:p>
+    <w:pPr>
+      <w:pStyle w:val="Header"/>
+    </w:pPr>
   </w:p>
 </w:hdr>
 </file>
